--- a/SENTINEL_X_SUBMISSION.docx
+++ b/SENTINEL_X_SUBMISSION.docx
@@ -32,7 +32,7 @@
     </w:p>
     <w:p>
       <w:pPr>
-        <w:spacing w:before="0" w:after="100"/>
+        <w:spacing w:before="0" w:after="60"/>
       </w:pPr>
       <w:r>
         <w:rPr>
@@ -43,6 +43,160 @@
         </w:rPr>
         <w:t xml:space="preserve">AI Defence Lab for Payment Security  |  Mastercard Innovation Challenge @ GFF 2026</w:t>
       </w:r>
+    </w:p>
+    <w:tbl>
+      <w:tblPr>
+        <w:tblW w:w="10318" w:type="dxa"/>
+        <w:tblLayout w:type="fixed"/>
+        <w:tblCellMar>
+          <w:left w:w="60" w:type="dxa"/>
+          <w:right w:w="60" w:type="dxa"/>
+        </w:tblCellMar>
+      </w:tblPr>
+      <w:tr>
+        <w:trPr/>
+        <w:tc>
+          <w:tcPr>
+            <w:tcW w:w="2579" w:type="dxa"/>
+            <w:shd w:val="clear" w:color="auto" w:fill="2B3A4A"/>
+            <w:tcBorders>
+              <w:top w:val="nil"/>
+              <w:left w:val="nil"/>
+              <w:bottom w:val="nil"/>
+              <w:right w:val="nil"/>
+            </w:tcBorders>
+            <w:tcMar>
+              <w:top w:w="60" w:type="dxa"/>
+              <w:left w:w="100" w:type="dxa"/>
+              <w:bottom w:w="60" w:type="dxa"/>
+              <w:right w:w="100" w:type="dxa"/>
+            </w:tcMar>
+            <w:vAlign w:val="center"/>
+          </w:tcPr>
+          <w:p>
+            <w:pPr>
+              <w:jc w:val="center"/>
+              <w:spacing w:before="30" w:after="30"/>
+            </w:pPr>
+            <w:r>
+              <w:rPr>
+                <w:rFonts w:ascii="Calibri" w:hAnsi="Calibri"/>
+                <w:b/>
+                <w:color w:val="FFFFFF"/>
+                <w:sz w:val="15"/>
+              </w:rPr>
+              <w:t xml:space="preserve">90.6% F1</w:t>
+            </w:r>
+          </w:p>
+        </w:tc>
+        <w:tc>
+          <w:tcPr>
+            <w:tcW w:w="2579" w:type="dxa"/>
+            <w:shd w:val="clear" w:color="auto" w:fill="2B3A4A"/>
+            <w:tcBorders>
+              <w:top w:val="nil"/>
+              <w:left w:val="nil"/>
+              <w:bottom w:val="nil"/>
+              <w:right w:val="nil"/>
+            </w:tcBorders>
+            <w:tcMar>
+              <w:top w:w="60" w:type="dxa"/>
+              <w:left w:w="100" w:type="dxa"/>
+              <w:bottom w:w="60" w:type="dxa"/>
+              <w:right w:w="100" w:type="dxa"/>
+            </w:tcMar>
+            <w:vAlign w:val="center"/>
+          </w:tcPr>
+          <w:p>
+            <w:pPr>
+              <w:jc w:val="center"/>
+              <w:spacing w:before="30" w:after="30"/>
+            </w:pPr>
+            <w:r>
+              <w:rPr>
+                <w:rFonts w:ascii="Calibri" w:hAnsi="Calibri"/>
+                <w:b/>
+                <w:color w:val="FFFFFF"/>
+                <w:sz w:val="15"/>
+              </w:rPr>
+              <w:t xml:space="preserve">1.71% FPR</w:t>
+            </w:r>
+          </w:p>
+        </w:tc>
+        <w:tc>
+          <w:tcPr>
+            <w:tcW w:w="2579" w:type="dxa"/>
+            <w:shd w:val="clear" w:color="auto" w:fill="EB001B"/>
+            <w:tcBorders>
+              <w:top w:val="nil"/>
+              <w:left w:val="nil"/>
+              <w:bottom w:val="nil"/>
+              <w:right w:val="nil"/>
+            </w:tcBorders>
+            <w:tcMar>
+              <w:top w:w="60" w:type="dxa"/>
+              <w:left w:w="100" w:type="dxa"/>
+              <w:bottom w:w="60" w:type="dxa"/>
+              <w:right w:w="100" w:type="dxa"/>
+            </w:tcMar>
+            <w:vAlign w:val="center"/>
+          </w:tcPr>
+          <w:p>
+            <w:pPr>
+              <w:jc w:val="center"/>
+              <w:spacing w:before="30" w:after="30"/>
+            </w:pPr>
+            <w:r>
+              <w:rPr>
+                <w:rFonts w:ascii="Calibri" w:hAnsi="Calibri"/>
+                <w:b/>
+                <w:color w:val="FFFFFF"/>
+                <w:sz w:val="15"/>
+              </w:rPr>
+              <w:t xml:space="preserve">81.17% ARG</w:t>
+            </w:r>
+          </w:p>
+        </w:tc>
+        <w:tc>
+          <w:tcPr>
+            <w:tcW w:w="2579" w:type="dxa"/>
+            <w:shd w:val="clear" w:color="auto" w:fill="2B3A4A"/>
+            <w:tcBorders>
+              <w:top w:val="nil"/>
+              <w:left w:val="nil"/>
+              <w:bottom w:val="nil"/>
+              <w:right w:val="nil"/>
+            </w:tcBorders>
+            <w:tcMar>
+              <w:top w:w="60" w:type="dxa"/>
+              <w:left w:w="100" w:type="dxa"/>
+              <w:bottom w:w="60" w:type="dxa"/>
+              <w:right w:w="100" w:type="dxa"/>
+            </w:tcMar>
+            <w:vAlign w:val="center"/>
+          </w:tcPr>
+          <w:p>
+            <w:pPr>
+              <w:jc w:val="center"/>
+              <w:spacing w:before="30" w:after="30"/>
+            </w:pPr>
+            <w:r>
+              <w:rPr>
+                <w:rFonts w:ascii="Calibri" w:hAnsi="Calibri"/>
+                <w:b/>
+                <w:color w:val="FFFFFF"/>
+                <w:sz w:val="15"/>
+              </w:rPr>
+              <w:t xml:space="preserve">7 Zero-Day Clusters</w:t>
+            </w:r>
+          </w:p>
+        </w:tc>
+      </w:tr>
+    </w:tbl>
+    <w:p>
+      <w:pPr>
+        <w:spacing w:before="0" w:after="0" w:line="60" w:lineRule="exact"/>
+      </w:pPr>
     </w:p>
     <w:tbl>
       <w:tblPr>
@@ -5785,7 +5939,7 @@
                 <w:color w:val="FFFFFF"/>
                 <w:sz w:val="17"/>
               </w:rPr>
-              <w:t xml:space="preserve">COUNTERFACTUAL DEFENDER</w:t>
+              <w:t xml:space="preserve">COUNTERFACTUAL DEFENDER — LOCAL EXPLANATION</w:t>
             </w:r>
           </w:p>
           <w:p>
@@ -5812,6 +5966,19 @@
                 <w:sz w:val="14"/>
               </w:rPr>
               <w:t xml:space="preserve">ATKTXN-0416-F10: ₹4,800 BLOCK → ALLOW via amount +1.4% (→₹4,869), count_7d −0.8%. 2 changes. If none of 1,000 samples cross ALLOW: honest “no_nearby_allow_found”.</w:t>
+            </w:r>
+          </w:p>
+          <w:p>
+            <w:pPr>
+              <w:spacing w:before="16" w:after="16" w:line="240" w:lineRule="auto"/>
+            </w:pPr>
+            <w:r>
+              <w:rPr>
+                <w:rFonts w:ascii="Calibri" w:hAnsi="Calibri"/>
+                <w:color w:val="FFFFFF"/>
+                <w:sz w:val="14"/>
+              </w:rPr>
+              <w:t xml:space="preserve">A per-transaction local explanation, not a guaranteed real-world intervention or a globally optimal fraud-prevention action.</w:t>
             </w:r>
           </w:p>
         </w:tc>
@@ -7092,7 +7259,7 @@
           <w:color w:val="5A6670"/>
           <w:sz w:val="11"/>
         </w:rPr>
-        <w:t xml:space="preserve">Economic Impact is always a labeled synthetic benchmark from real generated-attack amounts and real model outcomes — never a production financial-loss claim. Threat Map plots only cities with known fixed coordinates on a proportional grid, not a live banking network.</w:t>
+        <w:t xml:space="preserve">Economic Impact is always a labeled synthetic benchmark from real generated-attack amounts and real model outcomes — never a production financial-loss claim. Threat Map plots only cities with known fixed coordinates on a proportional grid, not a live banking network. 3D Payment Threat Universe: an interactive visualization of discovered attack genomes and threat state, on the Command Center screen.</w:t>
       </w:r>
     </w:p>
     <w:p>

--- a/SENTINEL_X_SUBMISSION.docx
+++ b/SENTINEL_X_SUBMISSION.docx
@@ -32,7 +32,7 @@
     </w:p>
     <w:p>
       <w:pPr>
-        <w:spacing w:before="0" w:after="60"/>
+        <w:spacing w:before="0" w:after="20"/>
       </w:pPr>
       <w:r>
         <w:rPr>
@@ -43,6 +43,49 @@
         </w:rPr>
         <w:t xml:space="preserve">AI Defence Lab for Payment Security  |  Mastercard Innovation Challenge @ GFF 2026</w:t>
       </w:r>
+    </w:p>
+    <w:p>
+      <w:pPr>
+        <w:spacing w:before="0" w:after="60"/>
+      </w:pPr>
+      <w:r>
+        <w:rPr>
+          <w:rFonts w:ascii="Calibri" w:hAnsi="Calibri"/>
+          <w:color w:val="5A6670"/>
+          <w:sz w:val="14"/>
+        </w:rPr>
+        <w:t xml:space="preserve">Live Demo:  </w:t>
+      </w:r>
+      <w:hyperlink r:id="rId105" w:history="1">
+        <w:r>
+          <w:rPr>
+            <w:rFonts w:ascii="Calibri" w:hAnsi="Calibri"/>
+            <w:color w:val="1F6FEB"/>
+            <w:u w:val="single"/>
+            <w:sz w:val="14"/>
+          </w:rPr>
+          <w:t xml:space="preserve">sentinel-x-adversarial-twin.vercel.app</w:t>
+        </w:r>
+      </w:hyperlink>
+      <w:r>
+        <w:rPr>
+          <w:rFonts w:ascii="Calibri" w:hAnsi="Calibri"/>
+          <w:color w:val="5A6670"/>
+          <w:sz w:val="14"/>
+        </w:rPr>
+        <w:t xml:space="preserve">      Repository:  </w:t>
+      </w:r>
+      <w:hyperlink r:id="rId106" w:history="1">
+        <w:r>
+          <w:rPr>
+            <w:rFonts w:ascii="Calibri" w:hAnsi="Calibri"/>
+            <w:color w:val="1F6FEB"/>
+            <w:u w:val="single"/>
+            <w:sz w:val="14"/>
+          </w:rPr>
+          <w:t xml:space="preserve">github.com/mohit-22/sentinel-x-adversarial-twin</w:t>
+        </w:r>
+      </w:hyperlink>
     </w:p>
     <w:tbl>
       <w:tblPr>
@@ -3349,6 +3392,73 @@
                 <w:sz w:val="14"/>
               </w:rPr>
               <w:t xml:space="preserve">96.5% / 1.71%</w:t>
+            </w:r>
+          </w:p>
+        </w:tc>
+      </w:tr>
+      <w:tr>
+        <w:trPr/>
+        <w:tc>
+          <w:tcPr>
+            <w:tcW w:w="5000" w:type="dxa"/>
+            <w:shd w:val="clear" w:color="auto" w:fill="FFFFFF"/>
+            <w:tcBorders>
+              <w:top w:val="single" w:sz="4" w:color="D9DCE1"/>
+              <w:left w:val="single" w:sz="4" w:color="D9DCE1"/>
+              <w:bottom w:val="single" w:sz="4" w:color="D9DCE1"/>
+              <w:right w:val="single" w:sz="4" w:color="D9DCE1"/>
+            </w:tcBorders>
+            <w:tcMar>
+              <w:top w:w="60" w:type="dxa"/>
+              <w:left w:w="100" w:type="dxa"/>
+              <w:bottom w:w="60" w:type="dxa"/>
+              <w:right w:w="100" w:type="dxa"/>
+            </w:tcMar>
+            <w:vAlign w:val="center"/>
+          </w:tcPr>
+          <w:p>
+            <w:pPr>
+              <w:spacing w:before="16" w:after="16"/>
+            </w:pPr>
+            <w:r>
+              <w:rPr>
+                <w:rFonts w:ascii="Calibri" w:hAnsi="Calibri"/>
+                <w:color w:val="1A1A1A"/>
+                <w:sz w:val="14"/>
+              </w:rPr>
+              <w:t xml:space="preserve">/detect latency (measured, avg over 170 real requests)</w:t>
+            </w:r>
+          </w:p>
+        </w:tc>
+        <w:tc>
+          <w:tcPr>
+            <w:tcW w:w="5318" w:type="dxa"/>
+            <w:shd w:val="clear" w:color="auto" w:fill="FFFFFF"/>
+            <w:tcBorders>
+              <w:top w:val="single" w:sz="4" w:color="D9DCE1"/>
+              <w:left w:val="single" w:sz="4" w:color="D9DCE1"/>
+              <w:bottom w:val="single" w:sz="4" w:color="D9DCE1"/>
+              <w:right w:val="single" w:sz="4" w:color="D9DCE1"/>
+            </w:tcBorders>
+            <w:tcMar>
+              <w:top w:w="60" w:type="dxa"/>
+              <w:left w:w="100" w:type="dxa"/>
+              <w:bottom w:w="60" w:type="dxa"/>
+              <w:right w:w="100" w:type="dxa"/>
+            </w:tcMar>
+            <w:vAlign w:val="center"/>
+          </w:tcPr>
+          <w:p>
+            <w:pPr>
+              <w:spacing w:before="16" w:after="16"/>
+            </w:pPr>
+            <w:r>
+              <w:rPr>
+                <w:rFonts w:ascii="Calibri" w:hAnsi="Calibri"/>
+                <w:color w:val="1A1A1A"/>
+                <w:sz w:val="14"/>
+              </w:rPr>
+              <w:t xml:space="preserve">4.44 ms</w:t>
             </w:r>
           </w:p>
         </w:tc>
@@ -7934,6 +8044,374 @@
         <w:t xml:space="preserve">Sentinel-X was built for the Mastercard Innovation Challenge @ GFF 2026. All data is synthetic; no real cardholder or production payment data is used anywhere in this repository. Every specific number above was produced by calling the real, running application and reading the actual response.</w:t>
       </w:r>
     </w:p>
+    <w:p>
+      <w:r>
+        <w:br w:type="page"/>
+      </w:r>
+    </w:p>
+    <w:p>
+      <w:pPr>
+        <w:spacing w:before="120" w:after="60"/>
+        <w:keepNext/>
+      </w:pPr>
+      <w:r>
+        <w:rPr>
+          <w:rFonts w:ascii="Calibri" w:hAnsi="Calibri"/>
+          <w:b/>
+          <w:color w:val="EB001B"/>
+          <w:sz w:val="26"/>
+        </w:rPr>
+        <w:t xml:space="preserve">PRODUCT WALKTHROUGH — LIVE APPLICATION</w:t>
+      </w:r>
+    </w:p>
+    <w:p>
+      <w:pPr>
+        <w:spacing w:before="20" w:after="20"/>
+      </w:pPr>
+      <w:r>
+        <w:rPr>
+          <w:rFonts w:ascii="Calibri" w:hAnsi="Calibri"/>
+          <w:color w:val="1A1A1A"/>
+          <w:sz w:val="13"/>
+        </w:rPr>
+        <w:t xml:space="preserve">Real screenshots of the running application (localhost, this build), confirming that every number cited in this document is a live, on-screen figure — not a slide.</w:t>
+      </w:r>
+    </w:p>
+    <w:tbl>
+      <w:tblPr>
+        <w:tblW w:w="10318" w:type="dxa"/>
+        <w:tblLayout w:type="fixed"/>
+        <w:tblCellMar>
+          <w:left w:w="60" w:type="dxa"/>
+          <w:right w:w="60" w:type="dxa"/>
+        </w:tblCellMar>
+      </w:tblPr>
+      <w:tr>
+        <w:trPr/>
+        <w:tc>
+          <w:tcPr>
+            <w:tcW w:w="5159" w:type="dxa"/>
+            <w:tcBorders>
+              <w:top w:val="single" w:sz="4" w:color="D9DCE1"/>
+              <w:left w:val="single" w:sz="4" w:color="D9DCE1"/>
+              <w:bottom w:val="single" w:sz="4" w:color="D9DCE1"/>
+              <w:right w:val="single" w:sz="4" w:color="D9DCE1"/>
+            </w:tcBorders>
+            <w:tcMar>
+              <w:top w:w="60" w:type="dxa"/>
+              <w:left w:w="60" w:type="dxa"/>
+              <w:bottom w:w="60" w:type="dxa"/>
+              <w:right w:w="60" w:type="dxa"/>
+            </w:tcMar>
+            <w:vAlign w:val="top"/>
+          </w:tcPr>
+          <w:p>
+            <w:pPr>
+              <w:jc w:val="center"/>
+              <w:spacing w:before="40" w:after="20"/>
+            </w:pPr>
+            <w:r>
+              <w:drawing>
+                <wp:inline distT="0" distB="0" distL="0" distR="0">
+                  <wp:extent cx="4160520" cy="2618051"/>
+                  <wp:effectExtent l="0" t="0" r="0" b="0"/>
+                  <wp:docPr id="1001" name="Command Center — Payment Threat Universe (3D) + Live Defense Status (F1 90.6%, FPR 1.71%, ARG 81.17%)"/>
+                  <wp:cNvGraphicFramePr>
+                    <a:graphicFrameLocks xmlns:a="http://schemas.openxmlformats.org/drawingml/2006/main" noChangeAspect="1"/>
+                  </wp:cNvGraphicFramePr>
+                  <a:graphic xmlns:a="http://schemas.openxmlformats.org/drawingml/2006/main">
+                    <a:graphicData uri="http://schemas.openxmlformats.org/drawingml/2006/picture">
+                      <pic:pic xmlns:pic="http://schemas.openxmlformats.org/drawingml/2006/picture">
+                        <pic:nvPicPr>
+                          <pic:cNvPr id="1001" name="Command Center — Payment Threat Universe (3D) + Live Defense Status (F1 90.6%, FPR 1.71%, ARG 81.17%)"/>
+                          <pic:cNvPicPr/>
+                        </pic:nvPicPr>
+                        <pic:blipFill>
+                          <a:blip r:embed="rId101"/>
+                          <a:stretch>
+                            <a:fillRect/>
+                          </a:stretch>
+                        </pic:blipFill>
+                        <pic:spPr>
+                          <a:xfrm>
+                            <a:off x="0" y="0"/>
+                            <a:ext cx="4160520" cy="2618051"/>
+                          </a:xfrm>
+                          <a:prstGeom prst="rect">
+                            <a:avLst/>
+                          </a:prstGeom>
+                        </pic:spPr>
+                      </pic:pic>
+                    </a:graphicData>
+                  </a:graphic>
+                </wp:inline>
+              </w:drawing>
+            </w:r>
+          </w:p>
+          <w:p>
+            <w:pPr>
+              <w:jc w:val="center"/>
+              <w:spacing w:before="0" w:after="30"/>
+            </w:pPr>
+            <w:r>
+              <w:rPr>
+                <w:rFonts w:ascii="Calibri" w:hAnsi="Calibri"/>
+                <w:i/>
+                <w:color w:val="5A6670"/>
+                <w:sz w:val="12"/>
+              </w:rPr>
+              <w:t xml:space="preserve">Command Center — Payment Threat Universe (3D) + Live Defense Status (F1 90.6%, FPR 1.71%, ARG 81.17%)</w:t>
+            </w:r>
+          </w:p>
+        </w:tc>
+        <w:tc>
+          <w:tcPr>
+            <w:tcW w:w="5159" w:type="dxa"/>
+            <w:tcBorders>
+              <w:top w:val="single" w:sz="4" w:color="D9DCE1"/>
+              <w:left w:val="single" w:sz="4" w:color="D9DCE1"/>
+              <w:bottom w:val="single" w:sz="4" w:color="D9DCE1"/>
+              <w:right w:val="single" w:sz="4" w:color="D9DCE1"/>
+            </w:tcBorders>
+            <w:tcMar>
+              <w:top w:w="60" w:type="dxa"/>
+              <w:left w:w="60" w:type="dxa"/>
+              <w:bottom w:w="60" w:type="dxa"/>
+              <w:right w:w="60" w:type="dxa"/>
+            </w:tcMar>
+            <w:vAlign w:val="top"/>
+          </w:tcPr>
+          <w:p>
+            <w:pPr>
+              <w:jc w:val="center"/>
+              <w:spacing w:before="40" w:after="20"/>
+            </w:pPr>
+            <w:r>
+              <w:drawing>
+                <wp:inline distT="0" distB="0" distL="0" distR="0">
+                  <wp:extent cx="4160520" cy="2618051"/>
+                  <wp:effectExtent l="0" t="0" r="0" b="0"/>
+                  <wp:docPr id="1002" name="Threat Intelligence Map — current Payment Twin evaluation snapshot, 316 cities analyzed"/>
+                  <wp:cNvGraphicFramePr>
+                    <a:graphicFrameLocks xmlns:a="http://schemas.openxmlformats.org/drawingml/2006/main" noChangeAspect="1"/>
+                  </wp:cNvGraphicFramePr>
+                  <a:graphic xmlns:a="http://schemas.openxmlformats.org/drawingml/2006/main">
+                    <a:graphicData uri="http://schemas.openxmlformats.org/drawingml/2006/picture">
+                      <pic:pic xmlns:pic="http://schemas.openxmlformats.org/drawingml/2006/picture">
+                        <pic:nvPicPr>
+                          <pic:cNvPr id="1002" name="Threat Intelligence Map — current Payment Twin evaluation snapshot, 316 cities analyzed"/>
+                          <pic:cNvPicPr/>
+                        </pic:nvPicPr>
+                        <pic:blipFill>
+                          <a:blip r:embed="rId102"/>
+                          <a:stretch>
+                            <a:fillRect/>
+                          </a:stretch>
+                        </pic:blipFill>
+                        <pic:spPr>
+                          <a:xfrm>
+                            <a:off x="0" y="0"/>
+                            <a:ext cx="4160520" cy="2618051"/>
+                          </a:xfrm>
+                          <a:prstGeom prst="rect">
+                            <a:avLst/>
+                          </a:prstGeom>
+                        </pic:spPr>
+                      </pic:pic>
+                    </a:graphicData>
+                  </a:graphic>
+                </wp:inline>
+              </w:drawing>
+            </w:r>
+          </w:p>
+          <w:p>
+            <w:pPr>
+              <w:jc w:val="center"/>
+              <w:spacing w:before="0" w:after="30"/>
+            </w:pPr>
+            <w:r>
+              <w:rPr>
+                <w:rFonts w:ascii="Calibri" w:hAnsi="Calibri"/>
+                <w:i/>
+                <w:color w:val="5A6670"/>
+                <w:sz w:val="12"/>
+              </w:rPr>
+              <w:t xml:space="preserve">Threat Intelligence Map — current Payment Twin evaluation snapshot, 316 cities analyzed</w:t>
+            </w:r>
+          </w:p>
+        </w:tc>
+      </w:tr>
+      <w:tr>
+        <w:trPr/>
+        <w:tc>
+          <w:tcPr>
+            <w:tcW w:w="5159" w:type="dxa"/>
+            <w:tcBorders>
+              <w:top w:val="single" w:sz="4" w:color="D9DCE1"/>
+              <w:left w:val="single" w:sz="4" w:color="D9DCE1"/>
+              <w:bottom w:val="single" w:sz="4" w:color="D9DCE1"/>
+              <w:right w:val="single" w:sz="4" w:color="D9DCE1"/>
+            </w:tcBorders>
+            <w:tcMar>
+              <w:top w:w="60" w:type="dxa"/>
+              <w:left w:w="60" w:type="dxa"/>
+              <w:bottom w:w="60" w:type="dxa"/>
+              <w:right w:w="60" w:type="dxa"/>
+            </w:tcMar>
+            <w:vAlign w:val="top"/>
+          </w:tcPr>
+          <w:p>
+            <w:pPr>
+              <w:jc w:val="center"/>
+              <w:spacing w:before="40" w:after="20"/>
+            </w:pPr>
+            <w:r>
+              <w:drawing>
+                <wp:inline distT="0" distB="0" distL="0" distR="0">
+                  <wp:extent cx="4160520" cy="2618051"/>
+                  <wp:effectExtent l="0" t="0" r="0" b="0"/>
+                  <wp:docPr id="1003" name="Threat Observatory — Fraud DNA Evolution Tree (15 variants) + Economic Impact"/>
+                  <wp:cNvGraphicFramePr>
+                    <a:graphicFrameLocks xmlns:a="http://schemas.openxmlformats.org/drawingml/2006/main" noChangeAspect="1"/>
+                  </wp:cNvGraphicFramePr>
+                  <a:graphic xmlns:a="http://schemas.openxmlformats.org/drawingml/2006/main">
+                    <a:graphicData uri="http://schemas.openxmlformats.org/drawingml/2006/picture">
+                      <pic:pic xmlns:pic="http://schemas.openxmlformats.org/drawingml/2006/picture">
+                        <pic:nvPicPr>
+                          <pic:cNvPr id="1003" name="Threat Observatory — Fraud DNA Evolution Tree (15 variants) + Economic Impact"/>
+                          <pic:cNvPicPr/>
+                        </pic:nvPicPr>
+                        <pic:blipFill>
+                          <a:blip r:embed="rId103"/>
+                          <a:stretch>
+                            <a:fillRect/>
+                          </a:stretch>
+                        </pic:blipFill>
+                        <pic:spPr>
+                          <a:xfrm>
+                            <a:off x="0" y="0"/>
+                            <a:ext cx="4160520" cy="2618051"/>
+                          </a:xfrm>
+                          <a:prstGeom prst="rect">
+                            <a:avLst/>
+                          </a:prstGeom>
+                        </pic:spPr>
+                      </pic:pic>
+                    </a:graphicData>
+                  </a:graphic>
+                </wp:inline>
+              </w:drawing>
+            </w:r>
+          </w:p>
+          <w:p>
+            <w:pPr>
+              <w:jc w:val="center"/>
+              <w:spacing w:before="0" w:after="30"/>
+            </w:pPr>
+            <w:r>
+              <w:rPr>
+                <w:rFonts w:ascii="Calibri" w:hAnsi="Calibri"/>
+                <w:i/>
+                <w:color w:val="5A6670"/>
+                <w:sz w:val="12"/>
+              </w:rPr>
+              <w:t xml:space="preserve">Threat Observatory — Fraud DNA Evolution Tree (15 variants) + Economic Impact</w:t>
+            </w:r>
+          </w:p>
+        </w:tc>
+        <w:tc>
+          <w:tcPr>
+            <w:tcW w:w="5159" w:type="dxa"/>
+            <w:tcBorders>
+              <w:top w:val="single" w:sz="4" w:color="D9DCE1"/>
+              <w:left w:val="single" w:sz="4" w:color="D9DCE1"/>
+              <w:bottom w:val="single" w:sz="4" w:color="D9DCE1"/>
+              <w:right w:val="single" w:sz="4" w:color="D9DCE1"/>
+            </w:tcBorders>
+            <w:tcMar>
+              <w:top w:w="60" w:type="dxa"/>
+              <w:left w:w="60" w:type="dxa"/>
+              <w:bottom w:w="60" w:type="dxa"/>
+              <w:right w:w="60" w:type="dxa"/>
+            </w:tcMar>
+            <w:vAlign w:val="top"/>
+          </w:tcPr>
+          <w:p>
+            <w:pPr>
+              <w:jc w:val="center"/>
+              <w:spacing w:before="40" w:after="20"/>
+            </w:pPr>
+            <w:r>
+              <w:drawing>
+                <wp:inline distT="0" distB="0" distL="0" distR="0">
+                  <wp:extent cx="4160520" cy="2618051"/>
+                  <wp:effectExtent l="0" t="0" r="0" b="0"/>
+                  <wp:docPr id="1004" name="Judge Mode — 11-phase Fraud Cyber Range, live Challenge Configuration and phase progression"/>
+                  <wp:cNvGraphicFramePr>
+                    <a:graphicFrameLocks xmlns:a="http://schemas.openxmlformats.org/drawingml/2006/main" noChangeAspect="1"/>
+                  </wp:cNvGraphicFramePr>
+                  <a:graphic xmlns:a="http://schemas.openxmlformats.org/drawingml/2006/main">
+                    <a:graphicData uri="http://schemas.openxmlformats.org/drawingml/2006/picture">
+                      <pic:pic xmlns:pic="http://schemas.openxmlformats.org/drawingml/2006/picture">
+                        <pic:nvPicPr>
+                          <pic:cNvPr id="1004" name="Judge Mode — 11-phase Fraud Cyber Range, live Challenge Configuration and phase progression"/>
+                          <pic:cNvPicPr/>
+                        </pic:nvPicPr>
+                        <pic:blipFill>
+                          <a:blip r:embed="rId104"/>
+                          <a:stretch>
+                            <a:fillRect/>
+                          </a:stretch>
+                        </pic:blipFill>
+                        <pic:spPr>
+                          <a:xfrm>
+                            <a:off x="0" y="0"/>
+                            <a:ext cx="4160520" cy="2618051"/>
+                          </a:xfrm>
+                          <a:prstGeom prst="rect">
+                            <a:avLst/>
+                          </a:prstGeom>
+                        </pic:spPr>
+                      </pic:pic>
+                    </a:graphicData>
+                  </a:graphic>
+                </wp:inline>
+              </w:drawing>
+            </w:r>
+          </w:p>
+          <w:p>
+            <w:pPr>
+              <w:jc w:val="center"/>
+              <w:spacing w:before="0" w:after="30"/>
+            </w:pPr>
+            <w:r>
+              <w:rPr>
+                <w:rFonts w:ascii="Calibri" w:hAnsi="Calibri"/>
+                <w:i/>
+                <w:color w:val="5A6670"/>
+                <w:sz w:val="12"/>
+              </w:rPr>
+              <w:t xml:space="preserve">Judge Mode — 11-phase Fraud Cyber Range, live Challenge Configuration and phase progression</w:t>
+            </w:r>
+          </w:p>
+        </w:tc>
+      </w:tr>
+    </w:tbl>
+    <w:p>
+      <w:pPr>
+        <w:jc w:val="center"/>
+        <w:spacing w:before="40" w:after="0"/>
+      </w:pPr>
+      <w:r>
+        <w:rPr>
+          <w:rFonts w:ascii="Calibri" w:hAnsi="Calibri"/>
+          <w:i/>
+          <w:color w:val="5A6670"/>
+          <w:sz w:val="11"/>
+        </w:rPr>
+        <w:t xml:space="preserve">Live demo and source repository linked on the cover page.</w:t>
+      </w:r>
+    </w:p>
     <w:sectPr>
       <w:footerReference w:type="default" r:id="rId9"/>
       <w:pgSz w:w="11906" w:h="16838"/>

--- a/SENTINEL_X_SUBMISSION.docx
+++ b/SENTINEL_X_SUBMISSION.docx
@@ -8044,374 +8044,6 @@
         <w:t xml:space="preserve">Sentinel-X was built for the Mastercard Innovation Challenge @ GFF 2026. All data is synthetic; no real cardholder or production payment data is used anywhere in this repository. Every specific number above was produced by calling the real, running application and reading the actual response.</w:t>
       </w:r>
     </w:p>
-    <w:p>
-      <w:r>
-        <w:br w:type="page"/>
-      </w:r>
-    </w:p>
-    <w:p>
-      <w:pPr>
-        <w:spacing w:before="120" w:after="60"/>
-        <w:keepNext/>
-      </w:pPr>
-      <w:r>
-        <w:rPr>
-          <w:rFonts w:ascii="Calibri" w:hAnsi="Calibri"/>
-          <w:b/>
-          <w:color w:val="EB001B"/>
-          <w:sz w:val="26"/>
-        </w:rPr>
-        <w:t xml:space="preserve">PRODUCT WALKTHROUGH — LIVE APPLICATION</w:t>
-      </w:r>
-    </w:p>
-    <w:p>
-      <w:pPr>
-        <w:spacing w:before="20" w:after="20"/>
-      </w:pPr>
-      <w:r>
-        <w:rPr>
-          <w:rFonts w:ascii="Calibri" w:hAnsi="Calibri"/>
-          <w:color w:val="1A1A1A"/>
-          <w:sz w:val="13"/>
-        </w:rPr>
-        <w:t xml:space="preserve">Real screenshots of the running application (localhost, this build), confirming that every number cited in this document is a live, on-screen figure — not a slide.</w:t>
-      </w:r>
-    </w:p>
-    <w:tbl>
-      <w:tblPr>
-        <w:tblW w:w="10318" w:type="dxa"/>
-        <w:tblLayout w:type="fixed"/>
-        <w:tblCellMar>
-          <w:left w:w="60" w:type="dxa"/>
-          <w:right w:w="60" w:type="dxa"/>
-        </w:tblCellMar>
-      </w:tblPr>
-      <w:tr>
-        <w:trPr/>
-        <w:tc>
-          <w:tcPr>
-            <w:tcW w:w="5159" w:type="dxa"/>
-            <w:tcBorders>
-              <w:top w:val="single" w:sz="4" w:color="D9DCE1"/>
-              <w:left w:val="single" w:sz="4" w:color="D9DCE1"/>
-              <w:bottom w:val="single" w:sz="4" w:color="D9DCE1"/>
-              <w:right w:val="single" w:sz="4" w:color="D9DCE1"/>
-            </w:tcBorders>
-            <w:tcMar>
-              <w:top w:w="60" w:type="dxa"/>
-              <w:left w:w="60" w:type="dxa"/>
-              <w:bottom w:w="60" w:type="dxa"/>
-              <w:right w:w="60" w:type="dxa"/>
-            </w:tcMar>
-            <w:vAlign w:val="top"/>
-          </w:tcPr>
-          <w:p>
-            <w:pPr>
-              <w:jc w:val="center"/>
-              <w:spacing w:before="40" w:after="20"/>
-            </w:pPr>
-            <w:r>
-              <w:drawing>
-                <wp:inline distT="0" distB="0" distL="0" distR="0">
-                  <wp:extent cx="4160520" cy="2618051"/>
-                  <wp:effectExtent l="0" t="0" r="0" b="0"/>
-                  <wp:docPr id="1001" name="Command Center — Payment Threat Universe (3D) + Live Defense Status (F1 90.6%, FPR 1.71%, ARG 81.17%)"/>
-                  <wp:cNvGraphicFramePr>
-                    <a:graphicFrameLocks xmlns:a="http://schemas.openxmlformats.org/drawingml/2006/main" noChangeAspect="1"/>
-                  </wp:cNvGraphicFramePr>
-                  <a:graphic xmlns:a="http://schemas.openxmlformats.org/drawingml/2006/main">
-                    <a:graphicData uri="http://schemas.openxmlformats.org/drawingml/2006/picture">
-                      <pic:pic xmlns:pic="http://schemas.openxmlformats.org/drawingml/2006/picture">
-                        <pic:nvPicPr>
-                          <pic:cNvPr id="1001" name="Command Center — Payment Threat Universe (3D) + Live Defense Status (F1 90.6%, FPR 1.71%, ARG 81.17%)"/>
-                          <pic:cNvPicPr/>
-                        </pic:nvPicPr>
-                        <pic:blipFill>
-                          <a:blip r:embed="rId101"/>
-                          <a:stretch>
-                            <a:fillRect/>
-                          </a:stretch>
-                        </pic:blipFill>
-                        <pic:spPr>
-                          <a:xfrm>
-                            <a:off x="0" y="0"/>
-                            <a:ext cx="4160520" cy="2618051"/>
-                          </a:xfrm>
-                          <a:prstGeom prst="rect">
-                            <a:avLst/>
-                          </a:prstGeom>
-                        </pic:spPr>
-                      </pic:pic>
-                    </a:graphicData>
-                  </a:graphic>
-                </wp:inline>
-              </w:drawing>
-            </w:r>
-          </w:p>
-          <w:p>
-            <w:pPr>
-              <w:jc w:val="center"/>
-              <w:spacing w:before="0" w:after="30"/>
-            </w:pPr>
-            <w:r>
-              <w:rPr>
-                <w:rFonts w:ascii="Calibri" w:hAnsi="Calibri"/>
-                <w:i/>
-                <w:color w:val="5A6670"/>
-                <w:sz w:val="12"/>
-              </w:rPr>
-              <w:t xml:space="preserve">Command Center — Payment Threat Universe (3D) + Live Defense Status (F1 90.6%, FPR 1.71%, ARG 81.17%)</w:t>
-            </w:r>
-          </w:p>
-        </w:tc>
-        <w:tc>
-          <w:tcPr>
-            <w:tcW w:w="5159" w:type="dxa"/>
-            <w:tcBorders>
-              <w:top w:val="single" w:sz="4" w:color="D9DCE1"/>
-              <w:left w:val="single" w:sz="4" w:color="D9DCE1"/>
-              <w:bottom w:val="single" w:sz="4" w:color="D9DCE1"/>
-              <w:right w:val="single" w:sz="4" w:color="D9DCE1"/>
-            </w:tcBorders>
-            <w:tcMar>
-              <w:top w:w="60" w:type="dxa"/>
-              <w:left w:w="60" w:type="dxa"/>
-              <w:bottom w:w="60" w:type="dxa"/>
-              <w:right w:w="60" w:type="dxa"/>
-            </w:tcMar>
-            <w:vAlign w:val="top"/>
-          </w:tcPr>
-          <w:p>
-            <w:pPr>
-              <w:jc w:val="center"/>
-              <w:spacing w:before="40" w:after="20"/>
-            </w:pPr>
-            <w:r>
-              <w:drawing>
-                <wp:inline distT="0" distB="0" distL="0" distR="0">
-                  <wp:extent cx="4160520" cy="2618051"/>
-                  <wp:effectExtent l="0" t="0" r="0" b="0"/>
-                  <wp:docPr id="1002" name="Threat Intelligence Map — current Payment Twin evaluation snapshot, 316 cities analyzed"/>
-                  <wp:cNvGraphicFramePr>
-                    <a:graphicFrameLocks xmlns:a="http://schemas.openxmlformats.org/drawingml/2006/main" noChangeAspect="1"/>
-                  </wp:cNvGraphicFramePr>
-                  <a:graphic xmlns:a="http://schemas.openxmlformats.org/drawingml/2006/main">
-                    <a:graphicData uri="http://schemas.openxmlformats.org/drawingml/2006/picture">
-                      <pic:pic xmlns:pic="http://schemas.openxmlformats.org/drawingml/2006/picture">
-                        <pic:nvPicPr>
-                          <pic:cNvPr id="1002" name="Threat Intelligence Map — current Payment Twin evaluation snapshot, 316 cities analyzed"/>
-                          <pic:cNvPicPr/>
-                        </pic:nvPicPr>
-                        <pic:blipFill>
-                          <a:blip r:embed="rId102"/>
-                          <a:stretch>
-                            <a:fillRect/>
-                          </a:stretch>
-                        </pic:blipFill>
-                        <pic:spPr>
-                          <a:xfrm>
-                            <a:off x="0" y="0"/>
-                            <a:ext cx="4160520" cy="2618051"/>
-                          </a:xfrm>
-                          <a:prstGeom prst="rect">
-                            <a:avLst/>
-                          </a:prstGeom>
-                        </pic:spPr>
-                      </pic:pic>
-                    </a:graphicData>
-                  </a:graphic>
-                </wp:inline>
-              </w:drawing>
-            </w:r>
-          </w:p>
-          <w:p>
-            <w:pPr>
-              <w:jc w:val="center"/>
-              <w:spacing w:before="0" w:after="30"/>
-            </w:pPr>
-            <w:r>
-              <w:rPr>
-                <w:rFonts w:ascii="Calibri" w:hAnsi="Calibri"/>
-                <w:i/>
-                <w:color w:val="5A6670"/>
-                <w:sz w:val="12"/>
-              </w:rPr>
-              <w:t xml:space="preserve">Threat Intelligence Map — current Payment Twin evaluation snapshot, 316 cities analyzed</w:t>
-            </w:r>
-          </w:p>
-        </w:tc>
-      </w:tr>
-      <w:tr>
-        <w:trPr/>
-        <w:tc>
-          <w:tcPr>
-            <w:tcW w:w="5159" w:type="dxa"/>
-            <w:tcBorders>
-              <w:top w:val="single" w:sz="4" w:color="D9DCE1"/>
-              <w:left w:val="single" w:sz="4" w:color="D9DCE1"/>
-              <w:bottom w:val="single" w:sz="4" w:color="D9DCE1"/>
-              <w:right w:val="single" w:sz="4" w:color="D9DCE1"/>
-            </w:tcBorders>
-            <w:tcMar>
-              <w:top w:w="60" w:type="dxa"/>
-              <w:left w:w="60" w:type="dxa"/>
-              <w:bottom w:w="60" w:type="dxa"/>
-              <w:right w:w="60" w:type="dxa"/>
-            </w:tcMar>
-            <w:vAlign w:val="top"/>
-          </w:tcPr>
-          <w:p>
-            <w:pPr>
-              <w:jc w:val="center"/>
-              <w:spacing w:before="40" w:after="20"/>
-            </w:pPr>
-            <w:r>
-              <w:drawing>
-                <wp:inline distT="0" distB="0" distL="0" distR="0">
-                  <wp:extent cx="4160520" cy="2618051"/>
-                  <wp:effectExtent l="0" t="0" r="0" b="0"/>
-                  <wp:docPr id="1003" name="Threat Observatory — Fraud DNA Evolution Tree (15 variants) + Economic Impact"/>
-                  <wp:cNvGraphicFramePr>
-                    <a:graphicFrameLocks xmlns:a="http://schemas.openxmlformats.org/drawingml/2006/main" noChangeAspect="1"/>
-                  </wp:cNvGraphicFramePr>
-                  <a:graphic xmlns:a="http://schemas.openxmlformats.org/drawingml/2006/main">
-                    <a:graphicData uri="http://schemas.openxmlformats.org/drawingml/2006/picture">
-                      <pic:pic xmlns:pic="http://schemas.openxmlformats.org/drawingml/2006/picture">
-                        <pic:nvPicPr>
-                          <pic:cNvPr id="1003" name="Threat Observatory — Fraud DNA Evolution Tree (15 variants) + Economic Impact"/>
-                          <pic:cNvPicPr/>
-                        </pic:nvPicPr>
-                        <pic:blipFill>
-                          <a:blip r:embed="rId103"/>
-                          <a:stretch>
-                            <a:fillRect/>
-                          </a:stretch>
-                        </pic:blipFill>
-                        <pic:spPr>
-                          <a:xfrm>
-                            <a:off x="0" y="0"/>
-                            <a:ext cx="4160520" cy="2618051"/>
-                          </a:xfrm>
-                          <a:prstGeom prst="rect">
-                            <a:avLst/>
-                          </a:prstGeom>
-                        </pic:spPr>
-                      </pic:pic>
-                    </a:graphicData>
-                  </a:graphic>
-                </wp:inline>
-              </w:drawing>
-            </w:r>
-          </w:p>
-          <w:p>
-            <w:pPr>
-              <w:jc w:val="center"/>
-              <w:spacing w:before="0" w:after="30"/>
-            </w:pPr>
-            <w:r>
-              <w:rPr>
-                <w:rFonts w:ascii="Calibri" w:hAnsi="Calibri"/>
-                <w:i/>
-                <w:color w:val="5A6670"/>
-                <w:sz w:val="12"/>
-              </w:rPr>
-              <w:t xml:space="preserve">Threat Observatory — Fraud DNA Evolution Tree (15 variants) + Economic Impact</w:t>
-            </w:r>
-          </w:p>
-        </w:tc>
-        <w:tc>
-          <w:tcPr>
-            <w:tcW w:w="5159" w:type="dxa"/>
-            <w:tcBorders>
-              <w:top w:val="single" w:sz="4" w:color="D9DCE1"/>
-              <w:left w:val="single" w:sz="4" w:color="D9DCE1"/>
-              <w:bottom w:val="single" w:sz="4" w:color="D9DCE1"/>
-              <w:right w:val="single" w:sz="4" w:color="D9DCE1"/>
-            </w:tcBorders>
-            <w:tcMar>
-              <w:top w:w="60" w:type="dxa"/>
-              <w:left w:w="60" w:type="dxa"/>
-              <w:bottom w:w="60" w:type="dxa"/>
-              <w:right w:w="60" w:type="dxa"/>
-            </w:tcMar>
-            <w:vAlign w:val="top"/>
-          </w:tcPr>
-          <w:p>
-            <w:pPr>
-              <w:jc w:val="center"/>
-              <w:spacing w:before="40" w:after="20"/>
-            </w:pPr>
-            <w:r>
-              <w:drawing>
-                <wp:inline distT="0" distB="0" distL="0" distR="0">
-                  <wp:extent cx="4160520" cy="2618051"/>
-                  <wp:effectExtent l="0" t="0" r="0" b="0"/>
-                  <wp:docPr id="1004" name="Judge Mode — 11-phase Fraud Cyber Range, live Challenge Configuration and phase progression"/>
-                  <wp:cNvGraphicFramePr>
-                    <a:graphicFrameLocks xmlns:a="http://schemas.openxmlformats.org/drawingml/2006/main" noChangeAspect="1"/>
-                  </wp:cNvGraphicFramePr>
-                  <a:graphic xmlns:a="http://schemas.openxmlformats.org/drawingml/2006/main">
-                    <a:graphicData uri="http://schemas.openxmlformats.org/drawingml/2006/picture">
-                      <pic:pic xmlns:pic="http://schemas.openxmlformats.org/drawingml/2006/picture">
-                        <pic:nvPicPr>
-                          <pic:cNvPr id="1004" name="Judge Mode — 11-phase Fraud Cyber Range, live Challenge Configuration and phase progression"/>
-                          <pic:cNvPicPr/>
-                        </pic:nvPicPr>
-                        <pic:blipFill>
-                          <a:blip r:embed="rId104"/>
-                          <a:stretch>
-                            <a:fillRect/>
-                          </a:stretch>
-                        </pic:blipFill>
-                        <pic:spPr>
-                          <a:xfrm>
-                            <a:off x="0" y="0"/>
-                            <a:ext cx="4160520" cy="2618051"/>
-                          </a:xfrm>
-                          <a:prstGeom prst="rect">
-                            <a:avLst/>
-                          </a:prstGeom>
-                        </pic:spPr>
-                      </pic:pic>
-                    </a:graphicData>
-                  </a:graphic>
-                </wp:inline>
-              </w:drawing>
-            </w:r>
-          </w:p>
-          <w:p>
-            <w:pPr>
-              <w:jc w:val="center"/>
-              <w:spacing w:before="0" w:after="30"/>
-            </w:pPr>
-            <w:r>
-              <w:rPr>
-                <w:rFonts w:ascii="Calibri" w:hAnsi="Calibri"/>
-                <w:i/>
-                <w:color w:val="5A6670"/>
-                <w:sz w:val="12"/>
-              </w:rPr>
-              <w:t xml:space="preserve">Judge Mode — 11-phase Fraud Cyber Range, live Challenge Configuration and phase progression</w:t>
-            </w:r>
-          </w:p>
-        </w:tc>
-      </w:tr>
-    </w:tbl>
-    <w:p>
-      <w:pPr>
-        <w:jc w:val="center"/>
-        <w:spacing w:before="40" w:after="0"/>
-      </w:pPr>
-      <w:r>
-        <w:rPr>
-          <w:rFonts w:ascii="Calibri" w:hAnsi="Calibri"/>
-          <w:i/>
-          <w:color w:val="5A6670"/>
-          <w:sz w:val="11"/>
-        </w:rPr>
-        <w:t xml:space="preserve">Live demo and source repository linked on the cover page.</w:t>
-      </w:r>
-    </w:p>
     <w:sectPr>
       <w:footerReference w:type="default" r:id="rId9"/>
       <w:pgSz w:w="11906" w:h="16838"/>
